--- a/TS_PP_Transfer_Posting_POST.docx
+++ b/TS_PP_Transfer_Posting_POST.docx
@@ -4262,7 +4262,7 @@
           <w:noProof/>
         </w:rPr>
         <w:drawing>
-          <wp:anchor distT="0" distB="0" distL="114300" distR="114300" simplePos="0" relativeHeight="251658240" behindDoc="1" locked="0" layoutInCell="1" allowOverlap="1" wp14:anchorId="0E63F12F" wp14:editId="7EAF4434">
+          <wp:anchor distT="0" distB="0" distL="114300" distR="114300" simplePos="0" relativeHeight="251658240" behindDoc="1" locked="0" layoutInCell="1" allowOverlap="1" wp14:anchorId="0E63F12F" wp14:editId="3B62E024">
             <wp:simplePos x="0" y="0"/>
             <wp:positionH relativeFrom="column">
               <wp:posOffset>914400</wp:posOffset>
@@ -4453,7 +4453,7 @@
           <w:color w:val="000000" w:themeColor="text1"/>
         </w:rPr>
         <w:drawing>
-          <wp:anchor distT="0" distB="0" distL="114300" distR="114300" simplePos="0" relativeHeight="251659264" behindDoc="1" locked="0" layoutInCell="1" allowOverlap="1" wp14:anchorId="3F0EC258" wp14:editId="398000E6">
+          <wp:anchor distT="0" distB="0" distL="114300" distR="114300" simplePos="0" relativeHeight="251659264" behindDoc="1" locked="0" layoutInCell="1" allowOverlap="1" wp14:anchorId="3F0EC258" wp14:editId="45B7E898">
             <wp:simplePos x="0" y="0"/>
             <wp:positionH relativeFrom="column">
               <wp:posOffset>914400</wp:posOffset>
@@ -4793,7 +4793,7 @@
           <w:szCs w:val="28"/>
         </w:rPr>
         <w:drawing>
-          <wp:anchor distT="0" distB="0" distL="114300" distR="114300" simplePos="0" relativeHeight="251660288" behindDoc="1" locked="0" layoutInCell="1" allowOverlap="1" wp14:anchorId="71141AC6" wp14:editId="0A2145D0">
+          <wp:anchor distT="0" distB="0" distL="114300" distR="114300" simplePos="0" relativeHeight="251660288" behindDoc="1" locked="0" layoutInCell="1" allowOverlap="1" wp14:anchorId="71141AC6" wp14:editId="2C6F5260">
             <wp:simplePos x="0" y="0"/>
             <wp:positionH relativeFrom="column">
               <wp:posOffset>1209480</wp:posOffset>
@@ -4985,7 +4985,7 @@
           <w14:ligatures w14:val="standardContextual"/>
         </w:rPr>
         <w:drawing>
-          <wp:anchor distT="0" distB="0" distL="114300" distR="114300" simplePos="0" relativeHeight="251661312" behindDoc="1" locked="0" layoutInCell="1" allowOverlap="1" wp14:anchorId="2ED84836" wp14:editId="1D70C423">
+          <wp:anchor distT="0" distB="0" distL="114300" distR="114300" simplePos="0" relativeHeight="251661312" behindDoc="1" locked="0" layoutInCell="1" allowOverlap="1" wp14:anchorId="2ED84836" wp14:editId="41B3DE98">
             <wp:simplePos x="0" y="0"/>
             <wp:positionH relativeFrom="column">
               <wp:posOffset>1195705</wp:posOffset>
@@ -5762,7 +5762,7 @@
           <w:noProof/>
         </w:rPr>
         <w:drawing>
-          <wp:anchor distT="0" distB="0" distL="114300" distR="114300" simplePos="0" relativeHeight="251664384" behindDoc="1" locked="0" layoutInCell="1" allowOverlap="1" wp14:anchorId="438B517D" wp14:editId="37CBB879">
+          <wp:anchor distT="0" distB="0" distL="114300" distR="114300" simplePos="0" relativeHeight="251664384" behindDoc="1" locked="0" layoutInCell="1" allowOverlap="1" wp14:anchorId="438B517D" wp14:editId="242BDC6C">
             <wp:simplePos x="0" y="0"/>
             <wp:positionH relativeFrom="column">
               <wp:posOffset>407963</wp:posOffset>
@@ -5865,7 +5865,10 @@
         <w:t xml:space="preserve"> 6 Runtime Artifices to </w:t>
       </w:r>
       <w:r>
-        <w:t>created after Generating the Project</w:t>
+        <w:t>create</w:t>
+      </w:r>
+      <w:r>
+        <w:t xml:space="preserve"> after Generating the Project</w:t>
       </w:r>
       <w:r>
         <w:t>.</w:t>
@@ -5956,11 +5959,18 @@
     <w:p/>
     <w:p/>
     <w:p>
+      <w:bookmarkStart w:id="0" w:name="_Hlk214887684"/>
       <w:r>
         <w:t>H</w:t>
       </w:r>
       <w:r>
-        <w:t xml:space="preserve">ere the operation can be </w:t>
+        <w:t>ere the operation</w:t>
+      </w:r>
+      <w:r>
+        <w:t xml:space="preserve"> is</w:t>
+      </w:r>
+      <w:r>
+        <w:t xml:space="preserve"> </w:t>
       </w:r>
       <w:r>
         <w:t>handled</w:t>
@@ -6222,6 +6232,7 @@
         <w:t xml:space="preserve"> create deep entity &amp; activate.</w:t>
       </w:r>
     </w:p>
+    <w:bookmarkEnd w:id="0"/>
     <w:p>
       <w:pPr>
         <w:pStyle w:val="ListParagraph"/>
@@ -6324,7 +6335,7 @@
           <w:shd w:val="clear" w:color="auto" w:fill="FFFFFF"/>
         </w:rPr>
         <w:drawing>
-          <wp:anchor distT="0" distB="0" distL="114300" distR="114300" simplePos="0" relativeHeight="251666432" behindDoc="1" locked="0" layoutInCell="1" allowOverlap="1" wp14:anchorId="434CB694" wp14:editId="3EDCCDB0">
+          <wp:anchor distT="0" distB="0" distL="114300" distR="114300" simplePos="0" relativeHeight="251666432" behindDoc="1" locked="0" layoutInCell="1" allowOverlap="1" wp14:anchorId="434CB694" wp14:editId="5792574C">
             <wp:simplePos x="0" y="0"/>
             <wp:positionH relativeFrom="column">
               <wp:posOffset>264991</wp:posOffset>
@@ -6886,6 +6897,7 @@
           <w:u w:val="thick"/>
         </w:rPr>
       </w:pPr>
+      <w:bookmarkStart w:id="1" w:name="_Hlk214888127"/>
       <w:r>
         <w:rPr>
           <w:b/>
@@ -7254,6 +7266,7 @@
         <w:t xml:space="preserve"> the below code.</w:t>
       </w:r>
     </w:p>
+    <w:bookmarkEnd w:id="1"/>
     <w:p/>
     <w:p>
       <w:pPr>
@@ -7263,6 +7276,7 @@
           <w:u w:val="thick"/>
         </w:rPr>
       </w:pPr>
+      <w:bookmarkStart w:id="2" w:name="_Hlk214888175"/>
       <w:r>
         <w:rPr>
           <w:b/>
@@ -9853,6 +9867,7 @@
         <w:t>y.</w:t>
       </w:r>
     </w:p>
+    <w:bookmarkEnd w:id="2"/>
     <w:p>
       <w:pPr>
         <w:tabs>
@@ -10188,7 +10203,28 @@
                                 <w:sz w:val="20"/>
                                 <w:szCs w:val="20"/>
                               </w:rPr>
-                              <w:t xml:space="preserve">      "Batch": "0013671547",</w:t>
+                              <w:t xml:space="preserve">      "Batch": </w:t>
+                            </w:r>
+                            <w:r>
+                              <w:rPr>
+                                <w:sz w:val="20"/>
+                                <w:szCs w:val="20"/>
+                              </w:rPr>
+                              <w:t>"</w:t>
+                            </w:r>
+                            <w:r>
+                              <w:rPr>
+                                <w:sz w:val="20"/>
+                                <w:szCs w:val="20"/>
+                              </w:rPr>
+                              <w:t>0013672145</w:t>
+                            </w:r>
+                            <w:r>
+                              <w:rPr>
+                                <w:sz w:val="20"/>
+                                <w:szCs w:val="20"/>
+                              </w:rPr>
+                              <w:t>",</w:t>
                             </w:r>
                           </w:p>
                           <w:p>
@@ -10555,7 +10591,11 @@
           </mc:Choice>
           <mc:Fallback>
             <w:pict>
-              <v:shape w14:anchorId="7EDC1D30" id="_x0000_s1029" type="#_x0000_t202" style="position:absolute;left:0;text-align:left;margin-left:0;margin-top:.5pt;width:445.25pt;height:429.75pt;z-index:251675648;visibility:visible;mso-wrap-style:square;mso-width-percent:0;mso-height-percent:0;mso-wrap-distance-left:9pt;mso-wrap-distance-top:3.6pt;mso-wrap-distance-right:9pt;mso-wrap-distance-bottom:3.6pt;mso-position-horizontal:center;mso-position-horizontal-relative:margin;mso-position-vertical:absolute;mso-position-vertical-relative:text;mso-width-percent:0;mso-height-percent:0;mso-width-relative:margin;mso-height-relative:margin;v-text-anchor:top" o:gfxdata="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" strokecolor="red">
+              <v:shapetype w14:anchorId="7EDC1D30" id="_x0000_t202" coordsize="21600,21600" o:spt="202" path="m,l,21600r21600,l21600,xe">
+                <v:stroke joinstyle="miter"/>
+                <v:path gradientshapeok="t" o:connecttype="rect"/>
+              </v:shapetype>
+              <v:shape id="_x0000_s1029" type="#_x0000_t202" style="position:absolute;left:0;text-align:left;margin-left:0;margin-top:.5pt;width:445.25pt;height:429.75pt;z-index:251675648;visibility:visible;mso-wrap-style:square;mso-width-percent:0;mso-height-percent:0;mso-wrap-distance-left:9pt;mso-wrap-distance-top:3.6pt;mso-wrap-distance-right:9pt;mso-wrap-distance-bottom:3.6pt;mso-position-horizontal:center;mso-position-horizontal-relative:margin;mso-position-vertical:absolute;mso-position-vertical-relative:text;mso-width-percent:0;mso-height-percent:0;mso-width-relative:margin;mso-height-relative:margin;v-text-anchor:top" o:gfxdata="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" strokecolor="red">
                 <v:stroke dashstyle="1 1"/>
                 <v:textbox>
                   <w:txbxContent>
@@ -10586,7 +10626,23 @@
                           <w:sz w:val="20"/>
                           <w:szCs w:val="20"/>
                         </w:rPr>
-                        <w:t xml:space="preserve">  "MatDoc": "",</w:t>
+                        <w:t xml:space="preserve">  "</w:t>
+                      </w:r>
+                      <w:proofErr w:type="spellStart"/>
+                      <w:r>
+                        <w:rPr>
+                          <w:sz w:val="20"/>
+                          <w:szCs w:val="20"/>
+                        </w:rPr>
+                        <w:t>MatDoc</w:t>
+                      </w:r>
+                      <w:proofErr w:type="spellEnd"/>
+                      <w:r>
+                        <w:rPr>
+                          <w:sz w:val="20"/>
+                          <w:szCs w:val="20"/>
+                        </w:rPr>
+                        <w:t>": "",</w:t>
                       </w:r>
                     </w:p>
                     <w:p>
@@ -10601,7 +10657,39 @@
                           <w:sz w:val="20"/>
                           <w:szCs w:val="20"/>
                         </w:rPr>
-                        <w:t xml:space="preserve">  "PstngDate": "\/Date(1752537600000)\/",</w:t>
+                        <w:t xml:space="preserve">  "</w:t>
+                      </w:r>
+                      <w:proofErr w:type="spellStart"/>
+                      <w:r>
+                        <w:rPr>
+                          <w:sz w:val="20"/>
+                          <w:szCs w:val="20"/>
+                        </w:rPr>
+                        <w:t>PstngDate</w:t>
+                      </w:r>
+                      <w:proofErr w:type="spellEnd"/>
+                      <w:r>
+                        <w:rPr>
+                          <w:sz w:val="20"/>
+                          <w:szCs w:val="20"/>
+                        </w:rPr>
+                        <w:t>": "\/</w:t>
+                      </w:r>
+                      <w:proofErr w:type="gramStart"/>
+                      <w:r>
+                        <w:rPr>
+                          <w:sz w:val="20"/>
+                          <w:szCs w:val="20"/>
+                        </w:rPr>
+                        <w:t>Date(</w:t>
+                      </w:r>
+                      <w:proofErr w:type="gramEnd"/>
+                      <w:r>
+                        <w:rPr>
+                          <w:sz w:val="20"/>
+                          <w:szCs w:val="20"/>
+                        </w:rPr>
+                        <w:t>1752537600000)\/",</w:t>
                       </w:r>
                     </w:p>
                     <w:p>
@@ -10616,7 +10704,39 @@
                           <w:sz w:val="20"/>
                           <w:szCs w:val="20"/>
                         </w:rPr>
-                        <w:t xml:space="preserve">  "DocDate": "\/Date(1752537600000)\/",</w:t>
+                        <w:t xml:space="preserve">  "</w:t>
+                      </w:r>
+                      <w:proofErr w:type="spellStart"/>
+                      <w:r>
+                        <w:rPr>
+                          <w:sz w:val="20"/>
+                          <w:szCs w:val="20"/>
+                        </w:rPr>
+                        <w:t>DocDate</w:t>
+                      </w:r>
+                      <w:proofErr w:type="spellEnd"/>
+                      <w:r>
+                        <w:rPr>
+                          <w:sz w:val="20"/>
+                          <w:szCs w:val="20"/>
+                        </w:rPr>
+                        <w:t>": "\/</w:t>
+                      </w:r>
+                      <w:proofErr w:type="gramStart"/>
+                      <w:r>
+                        <w:rPr>
+                          <w:sz w:val="20"/>
+                          <w:szCs w:val="20"/>
+                        </w:rPr>
+                        <w:t>Date(</w:t>
+                      </w:r>
+                      <w:proofErr w:type="gramEnd"/>
+                      <w:r>
+                        <w:rPr>
+                          <w:sz w:val="20"/>
+                          <w:szCs w:val="20"/>
+                        </w:rPr>
+                        <w:t>1752537600000)\/",</w:t>
                       </w:r>
                     </w:p>
                     <w:p>
@@ -10631,7 +10751,23 @@
                           <w:sz w:val="20"/>
                           <w:szCs w:val="20"/>
                         </w:rPr>
-                        <w:t xml:space="preserve">  "GoodsmvtCode": "04",</w:t>
+                        <w:t xml:space="preserve">  "</w:t>
+                      </w:r>
+                      <w:proofErr w:type="spellStart"/>
+                      <w:r>
+                        <w:rPr>
+                          <w:sz w:val="20"/>
+                          <w:szCs w:val="20"/>
+                        </w:rPr>
+                        <w:t>GoodsmvtCode</w:t>
+                      </w:r>
+                      <w:proofErr w:type="spellEnd"/>
+                      <w:r>
+                        <w:rPr>
+                          <w:sz w:val="20"/>
+                          <w:szCs w:val="20"/>
+                        </w:rPr>
+                        <w:t>": "04",</w:t>
                       </w:r>
                     </w:p>
                     <w:p>
@@ -10646,8 +10782,26 @@
                           <w:sz w:val="20"/>
                           <w:szCs w:val="20"/>
                         </w:rPr>
-                        <w:t xml:space="preserve">  "to_item":{</w:t>
-                      </w:r>
+                        <w:t xml:space="preserve">  "</w:t>
+                      </w:r>
+                      <w:proofErr w:type="spellStart"/>
+                      <w:r>
+                        <w:rPr>
+                          <w:sz w:val="20"/>
+                          <w:szCs w:val="20"/>
+                        </w:rPr>
+                        <w:t>to_item</w:t>
+                      </w:r>
+                      <w:proofErr w:type="spellEnd"/>
+                      <w:proofErr w:type="gramStart"/>
+                      <w:r>
+                        <w:rPr>
+                          <w:sz w:val="20"/>
+                          <w:szCs w:val="20"/>
+                        </w:rPr>
+                        <w:t>":{</w:t>
+                      </w:r>
+                      <w:proofErr w:type="gramEnd"/>
                     </w:p>
                     <w:p>
                       <w:pPr>
@@ -10661,7 +10815,23 @@
                           <w:sz w:val="20"/>
                           <w:szCs w:val="20"/>
                         </w:rPr>
-                        <w:t xml:space="preserve">    "results" : [</w:t>
+                        <w:t xml:space="preserve">    "results</w:t>
+                      </w:r>
+                      <w:proofErr w:type="gramStart"/>
+                      <w:r>
+                        <w:rPr>
+                          <w:sz w:val="20"/>
+                          <w:szCs w:val="20"/>
+                        </w:rPr>
+                        <w:t>" :</w:t>
+                      </w:r>
+                      <w:proofErr w:type="gramEnd"/>
+                      <w:r>
+                        <w:rPr>
+                          <w:sz w:val="20"/>
+                          <w:szCs w:val="20"/>
+                        </w:rPr>
+                        <w:t xml:space="preserve"> [</w:t>
                       </w:r>
                     </w:p>
                     <w:p>
@@ -10691,7 +10861,23 @@
                           <w:sz w:val="20"/>
                           <w:szCs w:val="20"/>
                         </w:rPr>
-                        <w:t xml:space="preserve">      "MatDoc": "",</w:t>
+                        <w:t xml:space="preserve">      "</w:t>
+                      </w:r>
+                      <w:proofErr w:type="spellStart"/>
+                      <w:r>
+                        <w:rPr>
+                          <w:sz w:val="20"/>
+                          <w:szCs w:val="20"/>
+                        </w:rPr>
+                        <w:t>MatDoc</w:t>
+                      </w:r>
+                      <w:proofErr w:type="spellEnd"/>
+                      <w:r>
+                        <w:rPr>
+                          <w:sz w:val="20"/>
+                          <w:szCs w:val="20"/>
+                        </w:rPr>
+                        <w:t>": "",</w:t>
                       </w:r>
                     </w:p>
                     <w:p>
@@ -10706,7 +10892,23 @@
                           <w:sz w:val="20"/>
                           <w:szCs w:val="20"/>
                         </w:rPr>
-                        <w:t xml:space="preserve">      "Matnr": "0001-0002SW-A01Y",</w:t>
+                        <w:t xml:space="preserve">      "</w:t>
+                      </w:r>
+                      <w:proofErr w:type="spellStart"/>
+                      <w:r>
+                        <w:rPr>
+                          <w:sz w:val="20"/>
+                          <w:szCs w:val="20"/>
+                        </w:rPr>
+                        <w:t>Matnr</w:t>
+                      </w:r>
+                      <w:proofErr w:type="spellEnd"/>
+                      <w:r>
+                        <w:rPr>
+                          <w:sz w:val="20"/>
+                          <w:szCs w:val="20"/>
+                        </w:rPr>
+                        <w:t>": "0001-0002SW-A01Y",</w:t>
                       </w:r>
                     </w:p>
                     <w:p>
@@ -10736,7 +10938,23 @@
                           <w:sz w:val="20"/>
                           <w:szCs w:val="20"/>
                         </w:rPr>
-                        <w:t xml:space="preserve">      "StgeLoc": "A001",</w:t>
+                        <w:t xml:space="preserve">      "</w:t>
+                      </w:r>
+                      <w:proofErr w:type="spellStart"/>
+                      <w:r>
+                        <w:rPr>
+                          <w:sz w:val="20"/>
+                          <w:szCs w:val="20"/>
+                        </w:rPr>
+                        <w:t>StgeLoc</w:t>
+                      </w:r>
+                      <w:proofErr w:type="spellEnd"/>
+                      <w:r>
+                        <w:rPr>
+                          <w:sz w:val="20"/>
+                          <w:szCs w:val="20"/>
+                        </w:rPr>
+                        <w:t>": "A001",</w:t>
                       </w:r>
                     </w:p>
                     <w:p>
@@ -10751,7 +10969,28 @@
                           <w:sz w:val="20"/>
                           <w:szCs w:val="20"/>
                         </w:rPr>
-                        <w:t xml:space="preserve">      "Batch": "0013671547",</w:t>
+                        <w:t xml:space="preserve">      "Batch": </w:t>
+                      </w:r>
+                      <w:r>
+                        <w:rPr>
+                          <w:sz w:val="20"/>
+                          <w:szCs w:val="20"/>
+                        </w:rPr>
+                        <w:t>"</w:t>
+                      </w:r>
+                      <w:r>
+                        <w:rPr>
+                          <w:sz w:val="20"/>
+                          <w:szCs w:val="20"/>
+                        </w:rPr>
+                        <w:t>0013672145</w:t>
+                      </w:r>
+                      <w:r>
+                        <w:rPr>
+                          <w:sz w:val="20"/>
+                          <w:szCs w:val="20"/>
+                        </w:rPr>
+                        <w:t>",</w:t>
                       </w:r>
                     </w:p>
                     <w:p>
@@ -10766,7 +11005,23 @@
                           <w:sz w:val="20"/>
                           <w:szCs w:val="20"/>
                         </w:rPr>
-                        <w:t xml:space="preserve">      "MoveType": "311",</w:t>
+                        <w:t xml:space="preserve">      "</w:t>
+                      </w:r>
+                      <w:proofErr w:type="spellStart"/>
+                      <w:r>
+                        <w:rPr>
+                          <w:sz w:val="20"/>
+                          <w:szCs w:val="20"/>
+                        </w:rPr>
+                        <w:t>MoveType</w:t>
+                      </w:r>
+                      <w:proofErr w:type="spellEnd"/>
+                      <w:r>
+                        <w:rPr>
+                          <w:sz w:val="20"/>
+                          <w:szCs w:val="20"/>
+                        </w:rPr>
+                        <w:t>": "311",</w:t>
                       </w:r>
                     </w:p>
                     <w:p>
@@ -10781,7 +11036,23 @@
                           <w:sz w:val="20"/>
                           <w:szCs w:val="20"/>
                         </w:rPr>
-                        <w:t xml:space="preserve">      "EntryQnt": "1",</w:t>
+                        <w:t xml:space="preserve">      "</w:t>
+                      </w:r>
+                      <w:proofErr w:type="spellStart"/>
+                      <w:r>
+                        <w:rPr>
+                          <w:sz w:val="20"/>
+                          <w:szCs w:val="20"/>
+                        </w:rPr>
+                        <w:t>EntryQnt</w:t>
+                      </w:r>
+                      <w:proofErr w:type="spellEnd"/>
+                      <w:r>
+                        <w:rPr>
+                          <w:sz w:val="20"/>
+                          <w:szCs w:val="20"/>
+                        </w:rPr>
+                        <w:t>": "1",</w:t>
                       </w:r>
                     </w:p>
                     <w:p>
@@ -10796,7 +11067,23 @@
                           <w:sz w:val="20"/>
                           <w:szCs w:val="20"/>
                         </w:rPr>
-                        <w:t xml:space="preserve">      "EntryUom": "NO",</w:t>
+                        <w:t xml:space="preserve">      "</w:t>
+                      </w:r>
+                      <w:proofErr w:type="spellStart"/>
+                      <w:r>
+                        <w:rPr>
+                          <w:sz w:val="20"/>
+                          <w:szCs w:val="20"/>
+                        </w:rPr>
+                        <w:t>EntryUom</w:t>
+                      </w:r>
+                      <w:proofErr w:type="spellEnd"/>
+                      <w:r>
+                        <w:rPr>
+                          <w:sz w:val="20"/>
+                          <w:szCs w:val="20"/>
+                        </w:rPr>
+                        <w:t>": "NO",</w:t>
                       </w:r>
                     </w:p>
                     <w:p>
@@ -10811,7 +11098,23 @@
                           <w:sz w:val="20"/>
                           <w:szCs w:val="20"/>
                         </w:rPr>
-                        <w:t xml:space="preserve">      "MoveMat": "0001-0002SW-A01Y",</w:t>
+                        <w:t xml:space="preserve">      "</w:t>
+                      </w:r>
+                      <w:proofErr w:type="spellStart"/>
+                      <w:r>
+                        <w:rPr>
+                          <w:sz w:val="20"/>
+                          <w:szCs w:val="20"/>
+                        </w:rPr>
+                        <w:t>MoveMat</w:t>
+                      </w:r>
+                      <w:proofErr w:type="spellEnd"/>
+                      <w:r>
+                        <w:rPr>
+                          <w:sz w:val="20"/>
+                          <w:szCs w:val="20"/>
+                        </w:rPr>
+                        <w:t>": "0001-0002SW-A01Y",</w:t>
                       </w:r>
                     </w:p>
                     <w:p>
@@ -10826,7 +11129,23 @@
                           <w:sz w:val="20"/>
                           <w:szCs w:val="20"/>
                         </w:rPr>
-                        <w:t xml:space="preserve">      "MovePlant": "1001",</w:t>
+                        <w:t xml:space="preserve">      "</w:t>
+                      </w:r>
+                      <w:proofErr w:type="spellStart"/>
+                      <w:r>
+                        <w:rPr>
+                          <w:sz w:val="20"/>
+                          <w:szCs w:val="20"/>
+                        </w:rPr>
+                        <w:t>MovePlant</w:t>
+                      </w:r>
+                      <w:proofErr w:type="spellEnd"/>
+                      <w:r>
+                        <w:rPr>
+                          <w:sz w:val="20"/>
+                          <w:szCs w:val="20"/>
+                        </w:rPr>
+                        <w:t>": "1001",</w:t>
                       </w:r>
                     </w:p>
                     <w:p>
@@ -10841,7 +11160,23 @@
                           <w:sz w:val="20"/>
                           <w:szCs w:val="20"/>
                         </w:rPr>
-                        <w:t xml:space="preserve">      "MoveStloc": "M011"</w:t>
+                        <w:t xml:space="preserve">      "</w:t>
+                      </w:r>
+                      <w:proofErr w:type="spellStart"/>
+                      <w:r>
+                        <w:rPr>
+                          <w:sz w:val="20"/>
+                          <w:szCs w:val="20"/>
+                        </w:rPr>
+                        <w:t>MoveStloc</w:t>
+                      </w:r>
+                      <w:proofErr w:type="spellEnd"/>
+                      <w:r>
+                        <w:rPr>
+                          <w:sz w:val="20"/>
+                          <w:szCs w:val="20"/>
+                        </w:rPr>
+                        <w:t>": "M011"</w:t>
                       </w:r>
                     </w:p>
                     <w:p>
@@ -10886,7 +11221,23 @@
                           <w:sz w:val="20"/>
                           <w:szCs w:val="20"/>
                         </w:rPr>
-                        <w:t xml:space="preserve">      "MatDoc": "",</w:t>
+                        <w:t xml:space="preserve">      "</w:t>
+                      </w:r>
+                      <w:proofErr w:type="spellStart"/>
+                      <w:r>
+                        <w:rPr>
+                          <w:sz w:val="20"/>
+                          <w:szCs w:val="20"/>
+                        </w:rPr>
+                        <w:t>MatDoc</w:t>
+                      </w:r>
+                      <w:proofErr w:type="spellEnd"/>
+                      <w:r>
+                        <w:rPr>
+                          <w:sz w:val="20"/>
+                          <w:szCs w:val="20"/>
+                        </w:rPr>
+                        <w:t>": "",</w:t>
                       </w:r>
                     </w:p>
                     <w:p>
@@ -10901,7 +11252,23 @@
                           <w:sz w:val="20"/>
                           <w:szCs w:val="20"/>
                         </w:rPr>
-                        <w:t xml:space="preserve">      "Matnr": "0001-0002SW-A022Y",</w:t>
+                        <w:t xml:space="preserve">      "</w:t>
+                      </w:r>
+                      <w:proofErr w:type="spellStart"/>
+                      <w:r>
+                        <w:rPr>
+                          <w:sz w:val="20"/>
+                          <w:szCs w:val="20"/>
+                        </w:rPr>
+                        <w:t>Matnr</w:t>
+                      </w:r>
+                      <w:proofErr w:type="spellEnd"/>
+                      <w:r>
+                        <w:rPr>
+                          <w:sz w:val="20"/>
+                          <w:szCs w:val="20"/>
+                        </w:rPr>
+                        <w:t>": "0001-0002SW-A022Y",</w:t>
                       </w:r>
                     </w:p>
                     <w:p>
@@ -10931,7 +11298,23 @@
                           <w:sz w:val="20"/>
                           <w:szCs w:val="20"/>
                         </w:rPr>
-                        <w:t xml:space="preserve">      "StgeLoc": "A001",</w:t>
+                        <w:t xml:space="preserve">      "</w:t>
+                      </w:r>
+                      <w:proofErr w:type="spellStart"/>
+                      <w:r>
+                        <w:rPr>
+                          <w:sz w:val="20"/>
+                          <w:szCs w:val="20"/>
+                        </w:rPr>
+                        <w:t>StgeLoc</w:t>
+                      </w:r>
+                      <w:proofErr w:type="spellEnd"/>
+                      <w:r>
+                        <w:rPr>
+                          <w:sz w:val="20"/>
+                          <w:szCs w:val="20"/>
+                        </w:rPr>
+                        <w:t>": "A001",</w:t>
                       </w:r>
                     </w:p>
                     <w:p>
@@ -10961,7 +11344,23 @@
                           <w:sz w:val="20"/>
                           <w:szCs w:val="20"/>
                         </w:rPr>
-                        <w:t xml:space="preserve">      "MoveType": "311",</w:t>
+                        <w:t xml:space="preserve">      "</w:t>
+                      </w:r>
+                      <w:proofErr w:type="spellStart"/>
+                      <w:r>
+                        <w:rPr>
+                          <w:sz w:val="20"/>
+                          <w:szCs w:val="20"/>
+                        </w:rPr>
+                        <w:t>MoveType</w:t>
+                      </w:r>
+                      <w:proofErr w:type="spellEnd"/>
+                      <w:r>
+                        <w:rPr>
+                          <w:sz w:val="20"/>
+                          <w:szCs w:val="20"/>
+                        </w:rPr>
+                        <w:t>": "311",</w:t>
                       </w:r>
                     </w:p>
                     <w:p>
@@ -10976,7 +11375,23 @@
                           <w:sz w:val="20"/>
                           <w:szCs w:val="20"/>
                         </w:rPr>
-                        <w:t xml:space="preserve">      "EntryQnt": "1",</w:t>
+                        <w:t xml:space="preserve">      "</w:t>
+                      </w:r>
+                      <w:proofErr w:type="spellStart"/>
+                      <w:r>
+                        <w:rPr>
+                          <w:sz w:val="20"/>
+                          <w:szCs w:val="20"/>
+                        </w:rPr>
+                        <w:t>EntryQnt</w:t>
+                      </w:r>
+                      <w:proofErr w:type="spellEnd"/>
+                      <w:r>
+                        <w:rPr>
+                          <w:sz w:val="20"/>
+                          <w:szCs w:val="20"/>
+                        </w:rPr>
+                        <w:t>": "1",</w:t>
                       </w:r>
                     </w:p>
                     <w:p>
@@ -10991,7 +11406,23 @@
                           <w:sz w:val="20"/>
                           <w:szCs w:val="20"/>
                         </w:rPr>
-                        <w:t xml:space="preserve">      "EntryUom": "PAC",</w:t>
+                        <w:t xml:space="preserve">      "</w:t>
+                      </w:r>
+                      <w:proofErr w:type="spellStart"/>
+                      <w:r>
+                        <w:rPr>
+                          <w:sz w:val="20"/>
+                          <w:szCs w:val="20"/>
+                        </w:rPr>
+                        <w:t>EntryUom</w:t>
+                      </w:r>
+                      <w:proofErr w:type="spellEnd"/>
+                      <w:r>
+                        <w:rPr>
+                          <w:sz w:val="20"/>
+                          <w:szCs w:val="20"/>
+                        </w:rPr>
+                        <w:t>": "PAC",</w:t>
                       </w:r>
                     </w:p>
                     <w:p>
@@ -11006,7 +11437,23 @@
                           <w:sz w:val="20"/>
                           <w:szCs w:val="20"/>
                         </w:rPr>
-                        <w:t xml:space="preserve">      "MoveMat": "0001-0002SW-A022Y",</w:t>
+                        <w:t xml:space="preserve">      "</w:t>
+                      </w:r>
+                      <w:proofErr w:type="spellStart"/>
+                      <w:r>
+                        <w:rPr>
+                          <w:sz w:val="20"/>
+                          <w:szCs w:val="20"/>
+                        </w:rPr>
+                        <w:t>MoveMat</w:t>
+                      </w:r>
+                      <w:proofErr w:type="spellEnd"/>
+                      <w:r>
+                        <w:rPr>
+                          <w:sz w:val="20"/>
+                          <w:szCs w:val="20"/>
+                        </w:rPr>
+                        <w:t>": "0001-0002SW-A022Y",</w:t>
                       </w:r>
                     </w:p>
                     <w:p>
@@ -11021,7 +11468,23 @@
                           <w:sz w:val="20"/>
                           <w:szCs w:val="20"/>
                         </w:rPr>
-                        <w:t xml:space="preserve">      "MovePlant": "1001",</w:t>
+                        <w:t xml:space="preserve">      "</w:t>
+                      </w:r>
+                      <w:proofErr w:type="spellStart"/>
+                      <w:r>
+                        <w:rPr>
+                          <w:sz w:val="20"/>
+                          <w:szCs w:val="20"/>
+                        </w:rPr>
+                        <w:t>MovePlant</w:t>
+                      </w:r>
+                      <w:proofErr w:type="spellEnd"/>
+                      <w:r>
+                        <w:rPr>
+                          <w:sz w:val="20"/>
+                          <w:szCs w:val="20"/>
+                        </w:rPr>
+                        <w:t>": "1001",</w:t>
                       </w:r>
                     </w:p>
                     <w:p>
@@ -11036,7 +11499,23 @@
                           <w:sz w:val="20"/>
                           <w:szCs w:val="20"/>
                         </w:rPr>
-                        <w:t xml:space="preserve">      "MoveStloc": "M011"</w:t>
+                        <w:t xml:space="preserve">      "</w:t>
+                      </w:r>
+                      <w:proofErr w:type="spellStart"/>
+                      <w:r>
+                        <w:rPr>
+                          <w:sz w:val="20"/>
+                          <w:szCs w:val="20"/>
+                        </w:rPr>
+                        <w:t>MoveStloc</w:t>
+                      </w:r>
+                      <w:proofErr w:type="spellEnd"/>
+                      <w:r>
+                        <w:rPr>
+                          <w:sz w:val="20"/>
+                          <w:szCs w:val="20"/>
+                        </w:rPr>
+                        <w:t>": "M011"</w:t>
                       </w:r>
                     </w:p>
                     <w:p>
@@ -11253,14 +11732,28 @@
           <w:b/>
           <w:bCs/>
         </w:rPr>
-        <w:t xml:space="preserve">MB52 </w:t>
-      </w:r>
-      <w:r>
-        <w:rPr>
-          <w:b/>
-          <w:bCs/>
-        </w:rPr>
-        <w:t xml:space="preserve"> Tcode.</w:t>
+        <w:t>MB</w:t>
+      </w:r>
+      <w:r>
+        <w:rPr>
+          <w:b/>
+          <w:bCs/>
+        </w:rPr>
+        <w:t xml:space="preserve">52 </w:t>
+      </w:r>
+      <w:r>
+        <w:rPr>
+          <w:b/>
+          <w:bCs/>
+        </w:rPr>
+        <w:t>Tcode</w:t>
+      </w:r>
+      <w:r>
+        <w:rPr>
+          <w:b/>
+          <w:bCs/>
+        </w:rPr>
+        <w:t>.</w:t>
       </w:r>
     </w:p>
     <w:p>
@@ -11639,7 +12132,7 @@
           <w:noProof/>
         </w:rPr>
         <w:drawing>
-          <wp:anchor distT="0" distB="0" distL="114300" distR="114300" simplePos="0" relativeHeight="251678720" behindDoc="1" locked="0" layoutInCell="1" allowOverlap="1" wp14:anchorId="5A48BA75" wp14:editId="618ED060">
+          <wp:anchor distT="0" distB="0" distL="114300" distR="114300" simplePos="0" relativeHeight="251678720" behindDoc="1" locked="0" layoutInCell="1" allowOverlap="1" wp14:anchorId="5A48BA75" wp14:editId="1C6E8934">
             <wp:simplePos x="0" y="0"/>
             <wp:positionH relativeFrom="margin">
               <wp:posOffset>414655</wp:posOffset>
@@ -11942,7 +12435,7 @@
           <w:noProof/>
         </w:rPr>
         <w:drawing>
-          <wp:anchor distT="0" distB="0" distL="114300" distR="114300" simplePos="0" relativeHeight="251679744" behindDoc="1" locked="0" layoutInCell="1" allowOverlap="1" wp14:anchorId="4B1496B2" wp14:editId="079B0801">
+          <wp:anchor distT="0" distB="0" distL="114300" distR="114300" simplePos="0" relativeHeight="251679744" behindDoc="1" locked="0" layoutInCell="1" allowOverlap="1" wp14:anchorId="4B1496B2" wp14:editId="1D2B2D1E">
             <wp:simplePos x="0" y="0"/>
             <wp:positionH relativeFrom="column">
               <wp:posOffset>548640</wp:posOffset>
@@ -12143,7 +12636,7 @@
           <w:noProof/>
         </w:rPr>
         <w:drawing>
-          <wp:anchor distT="0" distB="0" distL="114300" distR="114300" simplePos="0" relativeHeight="251680768" behindDoc="1" locked="0" layoutInCell="1" allowOverlap="1" wp14:anchorId="3D4AE030" wp14:editId="1D98BD18">
+          <wp:anchor distT="0" distB="0" distL="114300" distR="114300" simplePos="0" relativeHeight="251680768" behindDoc="1" locked="0" layoutInCell="1" allowOverlap="1" wp14:anchorId="3D4AE030" wp14:editId="148A6AAD">
             <wp:simplePos x="0" y="0"/>
             <wp:positionH relativeFrom="margin">
               <wp:align>right</wp:align>
@@ -12571,6 +13064,7 @@
         <w:docPart w:val="DefaultPlaceholder_-1854013440"/>
       </w:placeholder>
     </w:sdtPr>
+    <w:sdtEndPr/>
     <w:sdtContent>
       <w:p>
         <w:pPr>
@@ -12734,6 +13228,7 @@
         <w:docPart w:val="DefaultPlaceholder_-1854013440"/>
       </w:placeholder>
     </w:sdtPr>
+    <w:sdtEndPr/>
     <w:sdtContent>
       <w:p>
         <w:pPr>
@@ -13144,7 +13639,7 @@
         <v:path o:extrusionok="f" gradientshapeok="t" o:connecttype="rect"/>
         <o:lock v:ext="edit" aspectratio="t"/>
       </v:shapetype>
-      <v:shape id="_x0000_i1047" type="#_x0000_t75" style="width:10.5pt;height:10.5pt" o:bullet="t">
+      <v:shape id="_x0000_i1026" type="#_x0000_t75" style="width:10.5pt;height:10.5pt" o:bullet="t">
         <v:imagedata r:id="rId1" o:title="mso8439"/>
       </v:shape>
     </w:pict>
@@ -14897,6 +15392,7 @@
   <w:style w:type="character" w:default="1" w:styleId="DefaultParagraphFont">
     <w:name w:val="Default Paragraph Font"/>
     <w:uiPriority w:val="1"/>
+    <w:semiHidden/>
     <w:unhideWhenUsed/>
   </w:style>
   <w:style w:type="table" w:default="1" w:styleId="TableNormal">
@@ -15586,13 +16082,18 @@
     <w:rsid w:val="002F77BA"/>
     <w:rsid w:val="00665655"/>
     <w:rsid w:val="006B7987"/>
+    <w:rsid w:val="00706D14"/>
     <w:rsid w:val="00870611"/>
+    <w:rsid w:val="008F1FDE"/>
     <w:rsid w:val="0093754C"/>
     <w:rsid w:val="00A1550D"/>
     <w:rsid w:val="00A55414"/>
+    <w:rsid w:val="00A6286B"/>
     <w:rsid w:val="00AC01E0"/>
     <w:rsid w:val="00AD4061"/>
     <w:rsid w:val="00BD0284"/>
+    <w:rsid w:val="00C65B7D"/>
+    <w:rsid w:val="00E15D45"/>
     <w:rsid w:val="00ED7B27"/>
   </w:rsids>
   <m:mathPr>
